--- a/docs/QGIS_Plugin_Workshop_Onepager.docx
+++ b/docs/QGIS_Plugin_Workshop_Onepager.docx
@@ -20,7 +20,7 @@
           <w:i w:val="0"/>
           <w:sz w:val="20"/>
         </w:rPr>
-        <w:t>Hands-on testing · plugin v0.16.0-beta.1</w:t>
+        <w:t>Hands-on testing · plugin v0.16.0-beta.10</w:t>
       </w:r>
     </w:p>
     <w:p>
@@ -153,7 +153,23 @@
           <w:i w:val="0"/>
           <w:sz w:val="20"/>
         </w:rPr>
-        <w:t xml:space="preserve"> dock (Plugins → Primary Forest Finder).</w:t>
+        <w:t xml:space="preserve"> dock (toolbar icon or </w:t>
+      </w:r>
+      <w:r>
+        <w:rPr>
+          <w:b/>
+          <w:i w:val="0"/>
+          <w:sz w:val="20"/>
+        </w:rPr>
+        <w:t>Plugins → Primary Forest Finder → Show PFF Panel</w:t>
+      </w:r>
+      <w:r>
+        <w:rPr>
+          <w:b w:val="0"/>
+          <w:i w:val="0"/>
+          <w:sz w:val="20"/>
+        </w:rPr>
+        <w:t>).</w:t>
       </w:r>
     </w:p>
     <w:p>
@@ -322,7 +338,7 @@
           <w:i w:val="0"/>
           <w:sz w:val="20"/>
         </w:rPr>
-        <w:t xml:space="preserve"> on the left of the QGIS window.</w:t>
+        <w:t>.</w:t>
       </w:r>
     </w:p>
     <w:p>
@@ -529,16 +545,15 @@
                 <w:i w:val="0"/>
                 <w:sz w:val="18"/>
               </w:rPr>
-              <w:t xml:space="preserve"> to 90 m before feeding it to §2 (everything else aligns to it). Don't use </w:t>
+              <w:t xml:space="preserve"> to 90 m before feeding it to §2 (use </w:t>
             </w:r>
             <w:r>
               <w:rPr>
-                <w:rFonts w:ascii="Consolas" w:hAnsi="Consolas"/>
                 <w:b w:val="0"/>
-                <w:i w:val="0"/>
-                <w:sz w:val="16"/>
+                <w:i/>
+                <w:sz w:val="18"/>
               </w:rPr>
-              <w:t>-tap</w:t>
+              <w:t>Warp (reproject)</w:t>
             </w:r>
             <w:r>
               <w:rPr>
@@ -546,7 +561,39 @@
                 <w:i w:val="0"/>
                 <w:sz w:val="18"/>
               </w:rPr>
-              <w:t xml:space="preserve"> in gdalwarp.</w:t>
+              <w:t xml:space="preserve"> with resampling method </w:t>
+            </w:r>
+            <w:r>
+              <w:rPr>
+                <w:b/>
+                <w:i w:val="0"/>
+                <w:sz w:val="18"/>
+              </w:rPr>
+              <w:t>Mode</w:t>
+            </w:r>
+            <w:r>
+              <w:rPr>
+                <w:b w:val="0"/>
+                <w:i w:val="0"/>
+                <w:sz w:val="18"/>
+              </w:rPr>
+              <w:t xml:space="preserve">). Everything else aligns to it automatically. See </w:t>
+            </w:r>
+            <w:r>
+              <w:rPr>
+                <w:b w:val="0"/>
+                <w:i/>
+                <w:sz w:val="18"/>
+              </w:rPr>
+              <w:t>Coarsening the forest raster</w:t>
+            </w:r>
+            <w:r>
+              <w:rPr>
+                <w:b w:val="0"/>
+                <w:i w:val="0"/>
+                <w:sz w:val="18"/>
+              </w:rPr>
+              <w:t xml:space="preserve"> below.</w:t>
             </w:r>
           </w:p>
         </w:tc>
@@ -645,6 +692,984 @@
           <w:sz w:val="20"/>
         </w:rPr>
         <w:t>.</w:t>
+      </w:r>
+    </w:p>
+    <w:p>
+      <w:pPr>
+        <w:pStyle w:val="Heading1"/>
+      </w:pPr>
+      <w:r>
+        <w:rPr>
+          <w:rFonts w:ascii="Calibri" w:hAnsi="Calibri"/>
+        </w:rPr>
+        <w:t>Coarsening the forest raster (optional)</w:t>
+      </w:r>
+    </w:p>
+    <w:p>
+      <w:r>
+        <w:rPr>
+          <w:b w:val="0"/>
+          <w:i w:val="0"/>
+          <w:sz w:val="20"/>
+        </w:rPr>
+        <w:t xml:space="preserve">If your forest raster is at 30 m, coarsen it to 90 m before §2 to speed up the run. Find the tool via </w:t>
+      </w:r>
+      <w:r>
+        <w:rPr>
+          <w:b/>
+          <w:i w:val="0"/>
+          <w:sz w:val="20"/>
+        </w:rPr>
+        <w:t>Processing Toolbox</w:t>
+      </w:r>
+      <w:r>
+        <w:rPr>
+          <w:b w:val="0"/>
+          <w:i w:val="0"/>
+          <w:sz w:val="20"/>
+        </w:rPr>
+        <w:t xml:space="preserve"> (Ctrl+Alt+T) → search </w:t>
+      </w:r>
+      <w:r>
+        <w:rPr>
+          <w:b/>
+          <w:i w:val="0"/>
+          <w:sz w:val="20"/>
+        </w:rPr>
+        <w:t>`warp`</w:t>
+      </w:r>
+      <w:r>
+        <w:rPr>
+          <w:b w:val="0"/>
+          <w:i w:val="0"/>
+          <w:sz w:val="20"/>
+        </w:rPr>
+        <w:t xml:space="preserve"> → </w:t>
+      </w:r>
+      <w:r>
+        <w:rPr>
+          <w:b/>
+          <w:i w:val="0"/>
+          <w:sz w:val="20"/>
+        </w:rPr>
+        <w:t>Warp (reproject)</w:t>
+      </w:r>
+      <w:r>
+        <w:rPr>
+          <w:b w:val="0"/>
+          <w:i w:val="0"/>
+          <w:sz w:val="20"/>
+        </w:rPr>
+        <w:t xml:space="preserve"> (under GDAL → Raster projections); or via the menu </w:t>
+      </w:r>
+      <w:r>
+        <w:rPr>
+          <w:b/>
+          <w:i w:val="0"/>
+          <w:sz w:val="20"/>
+        </w:rPr>
+        <w:t>Raster → Projections → Warp (Reproject)…</w:t>
+      </w:r>
+    </w:p>
+    <w:p>
+      <w:r>
+        <w:rPr>
+          <w:b w:val="0"/>
+          <w:i w:val="0"/>
+          <w:sz w:val="20"/>
+        </w:rPr>
+        <w:t>Settings:</w:t>
+      </w:r>
+    </w:p>
+    <w:p>
+      <w:pPr>
+        <w:pStyle w:val="ListBullet"/>
+      </w:pPr>
+      <w:r>
+        <w:rPr>
+          <w:b/>
+          <w:i w:val="0"/>
+          <w:sz w:val="20"/>
+        </w:rPr>
+        <w:t>Output file resolution in target georeferenced units:</w:t>
+      </w:r>
+      <w:r>
+        <w:rPr>
+          <w:b w:val="0"/>
+          <w:i w:val="0"/>
+          <w:sz w:val="20"/>
+        </w:rPr>
+        <w:t xml:space="preserve"> </w:t>
+      </w:r>
+      <w:r>
+        <w:rPr>
+          <w:rFonts w:ascii="Consolas" w:hAnsi="Consolas"/>
+          <w:b w:val="0"/>
+          <w:i w:val="0"/>
+          <w:sz w:val="18"/>
+        </w:rPr>
+        <w:t>90</w:t>
+      </w:r>
+    </w:p>
+    <w:p>
+      <w:pPr>
+        <w:pStyle w:val="ListBullet"/>
+      </w:pPr>
+      <w:r>
+        <w:rPr>
+          <w:b/>
+          <w:i w:val="0"/>
+          <w:sz w:val="20"/>
+        </w:rPr>
+        <w:t>Resampling method:</w:t>
+      </w:r>
+      <w:r>
+        <w:rPr>
+          <w:b w:val="0"/>
+          <w:i w:val="0"/>
+          <w:sz w:val="20"/>
+        </w:rPr>
+        <w:t xml:space="preserve"> see below</w:t>
+      </w:r>
+    </w:p>
+    <w:p>
+      <w:pPr>
+        <w:pStyle w:val="ListBullet"/>
+      </w:pPr>
+      <w:r>
+        <w:rPr>
+          <w:b w:val="0"/>
+          <w:i w:val="0"/>
+          <w:sz w:val="20"/>
+        </w:rPr>
+        <w:t xml:space="preserve">Leave any "target-aligned pixels" / </w:t>
+      </w:r>
+      <w:r>
+        <w:rPr>
+          <w:rFonts w:ascii="Consolas" w:hAnsi="Consolas"/>
+          <w:b w:val="0"/>
+          <w:i w:val="0"/>
+          <w:sz w:val="18"/>
+        </w:rPr>
+        <w:t>-tap</w:t>
+      </w:r>
+      <w:r>
+        <w:rPr>
+          <w:b w:val="0"/>
+          <w:i w:val="0"/>
+          <w:sz w:val="20"/>
+        </w:rPr>
+        <w:t xml:space="preserve"> option </w:t>
+      </w:r>
+      <w:r>
+        <w:rPr>
+          <w:b/>
+          <w:i w:val="0"/>
+          <w:sz w:val="20"/>
+        </w:rPr>
+        <w:t>off</w:t>
+      </w:r>
+      <w:r>
+        <w:rPr>
+          <w:b w:val="0"/>
+          <w:i w:val="0"/>
+          <w:sz w:val="20"/>
+        </w:rPr>
+        <w:t xml:space="preserve"> — it shifts the pixel grid and breaks alignment downstream.</w:t>
+      </w:r>
+    </w:p>
+    <w:p>
+      <w:pPr>
+        <w:pStyle w:val="Heading2"/>
+      </w:pPr>
+      <w:r>
+        <w:rPr>
+          <w:rFonts w:ascii="Calibri" w:hAnsi="Calibri"/>
+        </w:rPr>
+        <w:t>Resampling method — what to pick</w:t>
+      </w:r>
+    </w:p>
+    <w:tbl>
+      <w:tblPr>
+        <w:tblStyle w:val="LightGrid-Accent1"/>
+        <w:tblW w:type="auto" w:w="0"/>
+        <w:tblLayout w:type="autofit"/>
+        <w:tblLook w:firstColumn="1" w:firstRow="1" w:lastColumn="0" w:lastRow="0" w:noHBand="0" w:noVBand="1" w:val="04A0"/>
+      </w:tblPr>
+      <w:tblGrid>
+        <w:gridCol w:w="3504"/>
+        <w:gridCol w:w="3504"/>
+        <w:gridCol w:w="3504"/>
+      </w:tblGrid>
+      <w:tr>
+        <w:tc>
+          <w:tcPr>
+            <w:tcW w:type="dxa" w:w="3504"/>
+            <w:shd w:val="clear" w:color="auto" w:fill="DCE6F1"/>
+          </w:tcPr>
+          <w:p>
+            <w:r/>
+            <w:r>
+              <w:rPr>
+                <w:b/>
+                <w:color w:val="000000"/>
+                <w:sz w:val="20"/>
+              </w:rPr>
+              <w:t>Method</w:t>
+            </w:r>
+          </w:p>
+        </w:tc>
+        <w:tc>
+          <w:tcPr>
+            <w:tcW w:type="dxa" w:w="3504"/>
+            <w:shd w:val="clear" w:color="auto" w:fill="DCE6F1"/>
+          </w:tcPr>
+          <w:p>
+            <w:r/>
+            <w:r>
+              <w:rPr>
+                <w:b/>
+                <w:color w:val="000000"/>
+                <w:sz w:val="20"/>
+              </w:rPr>
+              <w:t>Behaviour</w:t>
+            </w:r>
+          </w:p>
+        </w:tc>
+        <w:tc>
+          <w:tcPr>
+            <w:tcW w:type="dxa" w:w="3504"/>
+            <w:shd w:val="clear" w:color="auto" w:fill="DCE6F1"/>
+          </w:tcPr>
+          <w:p>
+            <w:r/>
+            <w:r>
+              <w:rPr>
+                <w:b/>
+                <w:color w:val="000000"/>
+                <w:sz w:val="20"/>
+              </w:rPr>
+              <w:t>Use when</w:t>
+            </w:r>
+          </w:p>
+        </w:tc>
+      </w:tr>
+      <w:tr>
+        <w:tc>
+          <w:tcPr>
+            <w:tcW w:type="dxa" w:w="3504"/>
+          </w:tcPr>
+          <w:p>
+            <w:r/>
+            <w:r>
+              <w:rPr>
+                <w:b/>
+                <w:i w:val="0"/>
+                <w:sz w:val="18"/>
+              </w:rPr>
+              <w:t>Mode</w:t>
+            </w:r>
+          </w:p>
+        </w:tc>
+        <w:tc>
+          <w:tcPr>
+            <w:tcW w:type="dxa" w:w="3504"/>
+          </w:tcPr>
+          <w:p>
+            <w:r/>
+            <w:r>
+              <w:rPr>
+                <w:b w:val="0"/>
+                <w:i w:val="0"/>
+                <w:sz w:val="18"/>
+              </w:rPr>
+              <w:t>Majority vote in the input block — output pixel = most common class</w:t>
+            </w:r>
+          </w:p>
+        </w:tc>
+        <w:tc>
+          <w:tcPr>
+            <w:tcW w:type="dxa" w:w="3504"/>
+          </w:tcPr>
+          <w:p>
+            <w:r/>
+            <w:r>
+              <w:rPr>
+                <w:b/>
+                <w:i w:val="0"/>
+                <w:sz w:val="18"/>
+              </w:rPr>
+              <w:t>Default for forest / binary / categorical</w:t>
+            </w:r>
+            <w:r>
+              <w:rPr>
+                <w:b w:val="0"/>
+                <w:i w:val="0"/>
+                <w:sz w:val="18"/>
+              </w:rPr>
+              <w:t xml:space="preserve"> masks</w:t>
+            </w:r>
+          </w:p>
+        </w:tc>
+      </w:tr>
+      <w:tr>
+        <w:tc>
+          <w:tcPr>
+            <w:tcW w:type="dxa" w:w="3504"/>
+          </w:tcPr>
+          <w:p>
+            <w:r/>
+            <w:r>
+              <w:rPr>
+                <w:b/>
+                <w:i w:val="0"/>
+                <w:sz w:val="18"/>
+              </w:rPr>
+              <w:t>Nearest neighbour</w:t>
+            </w:r>
+          </w:p>
+        </w:tc>
+        <w:tc>
+          <w:tcPr>
+            <w:tcW w:type="dxa" w:w="3504"/>
+          </w:tcPr>
+          <w:p>
+            <w:r/>
+            <w:r>
+              <w:rPr>
+                <w:b w:val="0"/>
+                <w:i w:val="0"/>
+                <w:sz w:val="18"/>
+              </w:rPr>
+              <w:t>Single nearest input pixel</w:t>
+            </w:r>
+          </w:p>
+        </w:tc>
+        <w:tc>
+          <w:tcPr>
+            <w:tcW w:type="dxa" w:w="3504"/>
+          </w:tcPr>
+          <w:p>
+            <w:r/>
+            <w:r>
+              <w:rPr>
+                <w:b w:val="0"/>
+                <w:i w:val="0"/>
+                <w:sz w:val="18"/>
+              </w:rPr>
+              <w:t>Fastest; can be biased</w:t>
+            </w:r>
+          </w:p>
+        </w:tc>
+      </w:tr>
+      <w:tr>
+        <w:tc>
+          <w:tcPr>
+            <w:tcW w:type="dxa" w:w="3504"/>
+          </w:tcPr>
+          <w:p>
+            <w:r/>
+            <w:r>
+              <w:rPr>
+                <w:b/>
+                <w:i w:val="0"/>
+                <w:sz w:val="18"/>
+              </w:rPr>
+              <w:t>Average</w:t>
+            </w:r>
+          </w:p>
+        </w:tc>
+        <w:tc>
+          <w:tcPr>
+            <w:tcW w:type="dxa" w:w="3504"/>
+          </w:tcPr>
+          <w:p>
+            <w:r/>
+            <w:r>
+              <w:rPr>
+                <w:b w:val="0"/>
+                <w:i w:val="0"/>
+                <w:sz w:val="18"/>
+              </w:rPr>
+              <w:t>Fractional value (e.g. 0.55 = 55 % forest)</w:t>
+            </w:r>
+          </w:p>
+        </w:tc>
+        <w:tc>
+          <w:tcPr>
+            <w:tcW w:type="dxa" w:w="3504"/>
+          </w:tcPr>
+          <w:p>
+            <w:r/>
+            <w:r>
+              <w:rPr>
+                <w:b w:val="0"/>
+                <w:i w:val="0"/>
+                <w:sz w:val="18"/>
+              </w:rPr>
+              <w:t xml:space="preserve">If you want a forest </w:t>
+            </w:r>
+            <w:r>
+              <w:rPr>
+                <w:b w:val="0"/>
+                <w:i/>
+                <w:sz w:val="18"/>
+              </w:rPr>
+              <w:t>fraction</w:t>
+            </w:r>
+            <w:r>
+              <w:rPr>
+                <w:b w:val="0"/>
+                <w:i w:val="0"/>
+                <w:sz w:val="18"/>
+              </w:rPr>
+              <w:t xml:space="preserve"> layer</w:t>
+            </w:r>
+          </w:p>
+        </w:tc>
+      </w:tr>
+      <w:tr>
+        <w:tc>
+          <w:tcPr>
+            <w:tcW w:type="dxa" w:w="3504"/>
+          </w:tcPr>
+          <w:p>
+            <w:r/>
+            <w:r>
+              <w:rPr>
+                <w:b/>
+                <w:i w:val="0"/>
+                <w:sz w:val="18"/>
+              </w:rPr>
+              <w:t>Min</w:t>
+            </w:r>
+          </w:p>
+        </w:tc>
+        <w:tc>
+          <w:tcPr>
+            <w:tcW w:type="dxa" w:w="3504"/>
+          </w:tcPr>
+          <w:p>
+            <w:r/>
+            <w:r>
+              <w:rPr>
+                <w:b w:val="0"/>
+                <w:i w:val="0"/>
+                <w:sz w:val="18"/>
+              </w:rPr>
+              <w:t xml:space="preserve">Output forest only if </w:t>
+            </w:r>
+            <w:r>
+              <w:rPr>
+                <w:b w:val="0"/>
+                <w:i/>
+                <w:sz w:val="18"/>
+              </w:rPr>
+              <w:t>all</w:t>
+            </w:r>
+            <w:r>
+              <w:rPr>
+                <w:b w:val="0"/>
+                <w:i w:val="0"/>
+                <w:sz w:val="18"/>
+              </w:rPr>
+              <w:t xml:space="preserve"> sub-pixels are forest</w:t>
+            </w:r>
+          </w:p>
+        </w:tc>
+        <w:tc>
+          <w:tcPr>
+            <w:tcW w:type="dxa" w:w="3504"/>
+          </w:tcPr>
+          <w:p>
+            <w:r/>
+            <w:r>
+              <w:rPr>
+                <w:b w:val="0"/>
+                <w:i w:val="0"/>
+                <w:sz w:val="18"/>
+              </w:rPr>
+              <w:t>Most conservative — strict forest</w:t>
+            </w:r>
+          </w:p>
+        </w:tc>
+      </w:tr>
+      <w:tr>
+        <w:tc>
+          <w:tcPr>
+            <w:tcW w:type="dxa" w:w="3504"/>
+          </w:tcPr>
+          <w:p>
+            <w:r/>
+            <w:r>
+              <w:rPr>
+                <w:b/>
+                <w:i w:val="0"/>
+                <w:sz w:val="18"/>
+              </w:rPr>
+              <w:t>Max</w:t>
+            </w:r>
+          </w:p>
+        </w:tc>
+        <w:tc>
+          <w:tcPr>
+            <w:tcW w:type="dxa" w:w="3504"/>
+          </w:tcPr>
+          <w:p>
+            <w:r/>
+            <w:r>
+              <w:rPr>
+                <w:b w:val="0"/>
+                <w:i w:val="0"/>
+                <w:sz w:val="18"/>
+              </w:rPr>
+              <w:t xml:space="preserve">Output forest if </w:t>
+            </w:r>
+            <w:r>
+              <w:rPr>
+                <w:b w:val="0"/>
+                <w:i/>
+                <w:sz w:val="18"/>
+              </w:rPr>
+              <w:t>any</w:t>
+            </w:r>
+            <w:r>
+              <w:rPr>
+                <w:b w:val="0"/>
+                <w:i w:val="0"/>
+                <w:sz w:val="18"/>
+              </w:rPr>
+              <w:t xml:space="preserve"> sub-pixel is forest</w:t>
+            </w:r>
+          </w:p>
+        </w:tc>
+        <w:tc>
+          <w:tcPr>
+            <w:tcW w:type="dxa" w:w="3504"/>
+          </w:tcPr>
+          <w:p>
+            <w:r/>
+            <w:r>
+              <w:rPr>
+                <w:b w:val="0"/>
+                <w:i w:val="0"/>
+                <w:sz w:val="18"/>
+              </w:rPr>
+              <w:t>Most permissive</w:t>
+            </w:r>
+          </w:p>
+        </w:tc>
+      </w:tr>
+      <w:tr>
+        <w:tc>
+          <w:tcPr>
+            <w:tcW w:type="dxa" w:w="3504"/>
+          </w:tcPr>
+          <w:p>
+            <w:r/>
+            <w:r>
+              <w:rPr>
+                <w:b/>
+                <w:i w:val="0"/>
+                <w:sz w:val="18"/>
+              </w:rPr>
+              <w:t>Bilinear / Cubic</w:t>
+            </w:r>
+          </w:p>
+        </w:tc>
+        <w:tc>
+          <w:tcPr>
+            <w:tcW w:type="dxa" w:w="3504"/>
+          </w:tcPr>
+          <w:p>
+            <w:r/>
+            <w:r>
+              <w:rPr>
+                <w:b w:val="0"/>
+                <w:i w:val="0"/>
+                <w:sz w:val="18"/>
+              </w:rPr>
+              <w:t>Distance-weighted average</w:t>
+            </w:r>
+          </w:p>
+        </w:tc>
+        <w:tc>
+          <w:tcPr>
+            <w:tcW w:type="dxa" w:w="3504"/>
+          </w:tcPr>
+          <w:p>
+            <w:r/>
+            <w:r>
+              <w:rPr>
+                <w:b w:val="0"/>
+                <w:i w:val="0"/>
+                <w:sz w:val="18"/>
+              </w:rPr>
+              <w:t xml:space="preserve">Continuous data only (DEM / slope); </w:t>
+            </w:r>
+            <w:r>
+              <w:rPr>
+                <w:b/>
+                <w:i w:val="0"/>
+                <w:sz w:val="18"/>
+              </w:rPr>
+              <w:t>don't use on binary</w:t>
+            </w:r>
+          </w:p>
+        </w:tc>
+      </w:tr>
+    </w:tbl>
+    <w:p/>
+    <w:p>
+      <w:r>
+        <w:rPr>
+          <w:b w:val="0"/>
+          <w:i w:val="0"/>
+          <w:sz w:val="20"/>
+        </w:rPr>
+        <w:t xml:space="preserve">For a standard run, </w:t>
+      </w:r>
+      <w:r>
+        <w:rPr>
+          <w:b/>
+          <w:i w:val="0"/>
+          <w:sz w:val="20"/>
+        </w:rPr>
+        <w:t>Mode</w:t>
+      </w:r>
+      <w:r>
+        <w:rPr>
+          <w:b w:val="0"/>
+          <w:i w:val="0"/>
+          <w:sz w:val="20"/>
+        </w:rPr>
+        <w:t xml:space="preserve"> is the right pick.</w:t>
+      </w:r>
+    </w:p>
+    <w:p>
+      <w:pPr>
+        <w:pStyle w:val="Heading1"/>
+      </w:pPr>
+      <w:r>
+        <w:rPr>
+          <w:rFonts w:ascii="Calibri" w:hAnsi="Calibri"/>
+        </w:rPr>
+        <w:t>Data and install</w:t>
+      </w:r>
+    </w:p>
+    <w:tbl>
+      <w:tblPr>
+        <w:tblStyle w:val="LightGrid-Accent1"/>
+        <w:tblW w:type="auto" w:w="0"/>
+        <w:tblLayout w:type="autofit"/>
+        <w:tblLook w:firstColumn="1" w:firstRow="1" w:lastColumn="0" w:lastRow="0" w:noHBand="0" w:noVBand="1" w:val="04A0"/>
+      </w:tblPr>
+      <w:tblGrid>
+        <w:gridCol w:w="5256"/>
+        <w:gridCol w:w="5256"/>
+      </w:tblGrid>
+      <w:tr>
+        <w:tc>
+          <w:tcPr>
+            <w:tcW w:type="dxa" w:w="5256"/>
+            <w:shd w:val="clear" w:color="auto" w:fill="DCE6F1"/>
+          </w:tcPr>
+          <w:p>
+            <w:r/>
+            <w:r>
+              <w:rPr>
+                <w:b/>
+                <w:color w:val="000000"/>
+                <w:sz w:val="20"/>
+              </w:rPr>
+              <w:t>Resource</w:t>
+            </w:r>
+          </w:p>
+        </w:tc>
+        <w:tc>
+          <w:tcPr>
+            <w:tcW w:type="dxa" w:w="5256"/>
+            <w:shd w:val="clear" w:color="auto" w:fill="DCE6F1"/>
+          </w:tcPr>
+          <w:p>
+            <w:r/>
+            <w:r>
+              <w:rPr>
+                <w:b/>
+                <w:color w:val="000000"/>
+                <w:sz w:val="20"/>
+              </w:rPr>
+              <w:t>Link</w:t>
+            </w:r>
+          </w:p>
+        </w:tc>
+      </w:tr>
+      <w:tr>
+        <w:tc>
+          <w:tcPr>
+            <w:tcW w:type="dxa" w:w="5256"/>
+          </w:tcPr>
+          <w:p>
+            <w:r/>
+            <w:r>
+              <w:rPr>
+                <w:b/>
+                <w:i w:val="0"/>
+                <w:sz w:val="18"/>
+              </w:rPr>
+              <w:t>Country test data</w:t>
+            </w:r>
+            <w:r>
+              <w:rPr>
+                <w:b w:val="0"/>
+                <w:i w:val="0"/>
+                <w:sz w:val="18"/>
+              </w:rPr>
+              <w:t xml:space="preserve"> (all workshop countries — pick your own)</w:t>
+            </w:r>
+          </w:p>
+        </w:tc>
+        <w:tc>
+          <w:tcPr>
+            <w:tcW w:type="dxa" w:w="5256"/>
+          </w:tcPr>
+          <w:p>
+            <w:r/>
+            <w:hyperlink r:id="rId10">
+              <w:r>
+                <w:rPr>
+                  <w:color w:val="0563C1"/>
+                  <w:u w:val="single"/>
+                  <w:sz w:val="18"/>
+                </w:rPr>
+                <w:t xml:space="preserve">Google Drive folder</w:t>
+              </w:r>
+            </w:hyperlink>
+          </w:p>
+        </w:tc>
+      </w:tr>
+      <w:tr>
+        <w:tc>
+          <w:tcPr>
+            <w:tcW w:type="dxa" w:w="5256"/>
+          </w:tcPr>
+          <w:p>
+            <w:r/>
+            <w:r>
+              <w:rPr>
+                <w:b/>
+                <w:i w:val="0"/>
+                <w:sz w:val="18"/>
+              </w:rPr>
+              <w:t>Plugin install zip</w:t>
+            </w:r>
+            <w:r>
+              <w:rPr>
+                <w:b w:val="0"/>
+                <w:i w:val="0"/>
+                <w:sz w:val="18"/>
+              </w:rPr>
+              <w:t xml:space="preserve"> — latest version (quick fixes may land here during the workshop)</w:t>
+            </w:r>
+          </w:p>
+        </w:tc>
+        <w:tc>
+          <w:tcPr>
+            <w:tcW w:type="dxa" w:w="5256"/>
+          </w:tcPr>
+          <w:p>
+            <w:r/>
+            <w:hyperlink r:id="rId11">
+              <w:r>
+                <w:rPr>
+                  <w:color w:val="0563C1"/>
+                  <w:u w:val="single"/>
+                  <w:sz w:val="18"/>
+                </w:rPr>
+                <w:t xml:space="preserve">dist folder on GitHub</w:t>
+              </w:r>
+            </w:hyperlink>
+            <w:r>
+              <w:rPr>
+                <w:b w:val="0"/>
+                <w:i w:val="0"/>
+                <w:sz w:val="18"/>
+              </w:rPr>
+              <w:t xml:space="preserve"> — grab the highest </w:t>
+            </w:r>
+            <w:r>
+              <w:rPr>
+                <w:rFonts w:ascii="Consolas" w:hAnsi="Consolas"/>
+                <w:b w:val="0"/>
+                <w:i w:val="0"/>
+                <w:sz w:val="16"/>
+              </w:rPr>
+              <w:t>pff_qgis_tools_0.16.0-betaN.zip</w:t>
+            </w:r>
+          </w:p>
+        </w:tc>
+      </w:tr>
+    </w:tbl>
+    <w:p/>
+    <w:p>
+      <w:pPr>
+        <w:pStyle w:val="Heading2"/>
+      </w:pPr>
+      <w:r>
+        <w:rPr>
+          <w:rFonts w:ascii="Calibri" w:hAnsi="Calibri"/>
+        </w:rPr>
+        <w:t>Install steps</w:t>
+      </w:r>
+    </w:p>
+    <w:p>
+      <w:pPr>
+        <w:pStyle w:val="ListNumber"/>
+      </w:pPr>
+      <w:r>
+        <w:rPr>
+          <w:b w:val="0"/>
+          <w:i w:val="0"/>
+          <w:sz w:val="20"/>
+        </w:rPr>
+        <w:t xml:space="preserve">From the </w:t>
+      </w:r>
+      <w:hyperlink r:id="rId11">
+        <w:r>
+          <w:rPr>
+            <w:color w:val="0563C1"/>
+            <w:u w:val="single"/>
+            <w:sz w:val="18"/>
+          </w:rPr>
+          <w:t xml:space="preserve">dist folder</w:t>
+        </w:r>
+      </w:hyperlink>
+      <w:r>
+        <w:rPr>
+          <w:b w:val="0"/>
+          <w:i w:val="0"/>
+          <w:sz w:val="20"/>
+        </w:rPr>
+        <w:t xml:space="preserve">, click the highest-numbered zip → </w:t>
+      </w:r>
+      <w:r>
+        <w:rPr>
+          <w:b/>
+          <w:i w:val="0"/>
+          <w:sz w:val="20"/>
+        </w:rPr>
+        <w:t>Download raw file</w:t>
+      </w:r>
+      <w:r>
+        <w:rPr>
+          <w:b w:val="0"/>
+          <w:i w:val="0"/>
+          <w:sz w:val="20"/>
+        </w:rPr>
+        <w:t>.</w:t>
+      </w:r>
+    </w:p>
+    <w:p>
+      <w:pPr>
+        <w:pStyle w:val="ListNumber"/>
+      </w:pPr>
+      <w:r>
+        <w:rPr>
+          <w:b/>
+          <w:i w:val="0"/>
+          <w:sz w:val="20"/>
+        </w:rPr>
+        <w:t>QGIS → Plugins → Manage and Install Plugins… → Install from ZIP</w:t>
+      </w:r>
+      <w:r>
+        <w:rPr>
+          <w:b w:val="0"/>
+          <w:i w:val="0"/>
+          <w:sz w:val="20"/>
+        </w:rPr>
+        <w:t xml:space="preserve"> → browse to the zip → </w:t>
+      </w:r>
+      <w:r>
+        <w:rPr>
+          <w:b/>
+          <w:i w:val="0"/>
+          <w:sz w:val="20"/>
+        </w:rPr>
+        <w:t>Install Plugin</w:t>
+      </w:r>
+      <w:r>
+        <w:rPr>
+          <w:b w:val="0"/>
+          <w:i w:val="0"/>
+          <w:sz w:val="20"/>
+        </w:rPr>
+        <w:t>.</w:t>
+      </w:r>
+    </w:p>
+    <w:p>
+      <w:pPr>
+        <w:pStyle w:val="ListNumber"/>
+      </w:pPr>
+      <w:r>
+        <w:rPr>
+          <w:b w:val="0"/>
+          <w:i w:val="0"/>
+          <w:sz w:val="20"/>
+        </w:rPr>
+        <w:t xml:space="preserve">Start the plugin: </w:t>
+      </w:r>
+      <w:r>
+        <w:rPr>
+          <w:b/>
+          <w:i w:val="0"/>
+          <w:sz w:val="20"/>
+        </w:rPr>
+        <w:t>Plugins → Primary Forest Finder → Show PFF Panel</w:t>
+      </w:r>
+      <w:r>
+        <w:rPr>
+          <w:b w:val="0"/>
+          <w:i w:val="0"/>
+          <w:sz w:val="20"/>
+        </w:rPr>
+        <w:t xml:space="preserve"> (or click the PFF toolbar icon). The dock appears on the right; version is shown at the top.</w:t>
+      </w:r>
+    </w:p>
+    <w:p>
+      <w:pPr>
+        <w:pStyle w:val="IntenseQuote"/>
+      </w:pPr>
+      <w:r>
+        <w:rPr>
+          <w:b/>
+          <w:i/>
+          <w:sz w:val="20"/>
+        </w:rPr>
+        <w:t>Quick fixes:</w:t>
+      </w:r>
+      <w:r>
+        <w:rPr>
+          <w:b w:val="0"/>
+          <w:i/>
+          <w:sz w:val="20"/>
+        </w:rPr>
+        <w:t xml:space="preserve"> if a new zip lands mid-workshop, install over the top, then </w:t>
+      </w:r>
+      <w:r>
+        <w:rPr>
+          <w:b/>
+          <w:i/>
+          <w:sz w:val="20"/>
+        </w:rPr>
+        <w:t>Plugin Reloader → Reload</w:t>
+      </w:r>
+      <w:r>
+        <w:rPr>
+          <w:b w:val="0"/>
+          <w:i/>
+          <w:sz w:val="20"/>
+        </w:rPr>
+        <w:t xml:space="preserve"> (no QGIS restart).</w:t>
       </w:r>
     </w:p>
     <w:p>
